--- a/modelos_prod/PropostaDesdobramento.docx
+++ b/modelos_prod/PropostaDesdobramento.docx
@@ -120,7 +120,7 @@
           <w:sz w:val="26"/>
           <w:szCs w:val="26"/>
         </w:rPr>
-        <w:t>numero_proposta</w:t>
+        <w:t>${numero_proposta}</w:t>
       </w:r>
       <w:proofErr w:type="spellEnd"/>
       <w:r>
@@ -177,7 +177,7 @@
           <w:rFonts w:ascii="Google Sans Text" w:eastAsia="Google Sans Text" w:hAnsi="Google Sans Text" w:cs="Google Sans Text"/>
           <w:color w:val="1F1F1F"/>
         </w:rPr>
-        <w:t>DExrenso</w:t>
+        <w:t>${data_extenso}</w:t>
       </w:r>
       <w:proofErr w:type="spellEnd"/>
       <w:r>
@@ -258,7 +258,7 @@
           <w:rFonts w:ascii="Google Sans Text" w:eastAsia="Google Sans Text" w:hAnsi="Google Sans Text" w:cs="Google Sans Text"/>
           <w:color w:val="1F1F1F"/>
         </w:rPr>
-        <w:t>nome_cliente_salvo</w:t>
+        <w:t>${nome_cliente}</w:t>
       </w:r>
       <w:proofErr w:type="spellEnd"/>
       <w:r>
@@ -291,7 +291,7 @@
           <w:bCs/>
           <w:color w:val="1F1F1F"/>
         </w:rPr>
-        <w:t>E-mail:</w:t>
+        <w:t>E-${email_cliente}:</w:t>
       </w:r>
       <w:r>
         <w:rPr>
@@ -306,7 +306,7 @@
           <w:rFonts w:ascii="Google Sans Text" w:eastAsia="Google Sans Text" w:hAnsi="Google Sans Text" w:cs="Google Sans Text"/>
           <w:color w:val="1F1F1F"/>
         </w:rPr>
-        <w:t>email_salvo</w:t>
+        <w:t>##TEMP_e${email_cliente}_salvo##</w:t>
       </w:r>
       <w:proofErr w:type="spellEnd"/>
       <w:r>
@@ -354,7 +354,7 @@
           <w:rFonts w:ascii="Google Sans Text" w:eastAsia="Google Sans Text" w:hAnsi="Google Sans Text" w:cs="Google Sans Text"/>
           <w:color w:val="1F1F1F"/>
         </w:rPr>
-        <w:t>telefone_salvo</w:t>
+        <w:t>${telefone_cliente}</w:t>
       </w:r>
       <w:proofErr w:type="spellEnd"/>
       <w:r>
@@ -402,7 +402,7 @@
           <w:rFonts w:ascii="Google Sans Text" w:eastAsia="Google Sans Text" w:hAnsi="Google Sans Text" w:cs="Google Sans Text"/>
           <w:color w:val="1F1F1F"/>
         </w:rPr>
-        <w:t>celular_salvo</w:t>
+        <w:t>${celular_cliente}</w:t>
       </w:r>
       <w:proofErr w:type="spellEnd"/>
       <w:r>
@@ -450,7 +450,7 @@
           <w:rFonts w:ascii="Google Sans Text" w:eastAsia="Google Sans Text" w:hAnsi="Google Sans Text" w:cs="Google Sans Text"/>
           <w:color w:val="1F1F1F"/>
         </w:rPr>
-        <w:t>whatsapp_salvo</w:t>
+        <w:t>##TEMP_${whatsapp_cliente}_salvo##</w:t>
       </w:r>
       <w:proofErr w:type="spellEnd"/>
       <w:r>
@@ -527,7 +527,7 @@
           <w:rFonts w:ascii="Google Sans Text" w:eastAsia="Google Sans Text" w:hAnsi="Google Sans Text" w:cs="Google Sans Text"/>
           <w:color w:val="1F1F1F"/>
         </w:rPr>
-        <w:t>endereco_obra</w:t>
+        <w:t>${endereco_obra}</w:t>
       </w:r>
       <w:proofErr w:type="spellEnd"/>
       <w:r>
@@ -575,7 +575,7 @@
           <w:rFonts w:ascii="Google Sans Text" w:eastAsia="Google Sans Text" w:hAnsi="Google Sans Text" w:cs="Google Sans Text"/>
           <w:color w:val="1F1F1F"/>
         </w:rPr>
-        <w:t>bairro_obra</w:t>
+        <w:t>${bairro_obra}</w:t>
       </w:r>
       <w:proofErr w:type="spellEnd"/>
       <w:r>
@@ -623,7 +623,7 @@
           <w:rFonts w:ascii="Google Sans Text" w:eastAsia="Google Sans Text" w:hAnsi="Google Sans Text" w:cs="Google Sans Text"/>
           <w:color w:val="1F1F1F"/>
         </w:rPr>
-        <w:t>cidade_obra</w:t>
+        <w:t>${cidade_obra}</w:t>
       </w:r>
       <w:proofErr w:type="spellEnd"/>
       <w:r>
@@ -671,7 +671,7 @@
           <w:rFonts w:ascii="Google Sans Text" w:eastAsia="Google Sans Text" w:hAnsi="Google Sans Text" w:cs="Google Sans Text"/>
           <w:color w:val="1F1F1F"/>
         </w:rPr>
-        <w:t>estado_obra</w:t>
+        <w:t>${estado_obra}</w:t>
       </w:r>
       <w:proofErr w:type="spellEnd"/>
       <w:r>
@@ -788,7 +788,7 @@
           <w:bCs/>
           <w:color w:val="1F1F1F"/>
         </w:rPr>
-        <w:t>${Empresa}</w:t>
+        <w:t>##TEMP_${empresa_nome}##</w:t>
       </w:r>
       <w:r>
         <w:rPr>
@@ -909,7 +909,7 @@
         <w:rPr>
           <w:rFonts w:ascii="Google Sans Text" w:eastAsia="Google Sans Text" w:hAnsi="Google Sans Text" w:cs="Google Sans Text"/>
         </w:rPr>
-        <w:t>Finalidade Específica: ${finalidade}</w:t>
+        <w:t>Finalidade Específica: ##TEMP_${finalidade_obra}##</w:t>
       </w:r>
     </w:p>
     <w:p>
@@ -1799,7 +1799,7 @@
           <w:rFonts w:ascii="Google Sans Text" w:eastAsia="Google Sans Text" w:hAnsi="Google Sans Text" w:cs="Google Sans Text"/>
           <w:color w:val="1F1F1F"/>
         </w:rPr>
-        <w:t>ValorProposta</w:t>
+        <w:t>${valor_total}</w:t>
       </w:r>
       <w:proofErr w:type="spellEnd"/>
       <w:r>
@@ -1826,7 +1826,7 @@
           <w:bCs/>
           <w:color w:val="1F1F1F"/>
         </w:rPr>
-        <w:t>ValorExtenso</w:t>
+        <w:t>${valor_extenso}</w:t>
       </w:r>
       <w:proofErr w:type="spellEnd"/>
       <w:r>
@@ -1967,7 +1967,7 @@
           <w:rFonts w:ascii="Google Sans Text" w:eastAsia="Google Sans Text" w:hAnsi="Google Sans Text" w:cs="Google Sans Text"/>
           <w:color w:val="1F1F1F"/>
         </w:rPr>
-        <w:t>mobilizacao_valor</w:t>
+        <w:t>${valor_entrada}</w:t>
       </w:r>
       <w:proofErr w:type="spellEnd"/>
       <w:r>
@@ -2061,7 +2061,7 @@
           <w:rFonts w:ascii="Google Sans Text" w:eastAsia="Google Sans Text" w:hAnsi="Google Sans Text" w:cs="Google Sans Text"/>
           <w:color w:val="1F1F1F"/>
         </w:rPr>
-        <w:t>restante_valor</w:t>
+        <w:t>${valor_restante}</w:t>
       </w:r>
       <w:proofErr w:type="spellEnd"/>
       <w:r>
@@ -2231,7 +2231,7 @@
           <w:rFonts w:ascii="Google Sans Text" w:eastAsia="Google Sans Text" w:hAnsi="Google Sans Text" w:cs="Google Sans Text"/>
           <w:color w:val="1F1F1F"/>
         </w:rPr>
-        <w:t xml:space="preserve"> ${Empresa} </w:t>
+        <w:t xml:space="preserve"> ##TEMP_${empresa_nome}## </w:t>
       </w:r>
     </w:p>
     <w:p>
@@ -2256,14 +2256,14 @@
           <w:bCs/>
           <w:color w:val="1F1F1F"/>
         </w:rPr>
-        <w:t>CNPJ/PIX:</w:t>
-      </w:r>
-      <w:r>
-        <w:rPr>
-          <w:rFonts w:ascii="Google Sans Text" w:eastAsia="Google Sans Text" w:hAnsi="Google Sans Text" w:cs="Google Sans Text"/>
-          <w:color w:val="1F1F1F"/>
-        </w:rPr>
-        <w:t xml:space="preserve"> ${CNPJ} / ${PIX}</w:t>
+        <w:t>${empresa_cnpj}/${chave_pix}:</w:t>
+      </w:r>
+      <w:r>
+        <w:rPr>
+          <w:rFonts w:ascii="Google Sans Text" w:eastAsia="Google Sans Text" w:hAnsi="Google Sans Text" w:cs="Google Sans Text"/>
+          <w:color w:val="1F1F1F"/>
+        </w:rPr>
+        <w:t xml:space="preserve"> ##TEMP_${empresa_cnpj}## / ##TEMP_${chave_pix}##</w:t>
       </w:r>
     </w:p>
     <w:p>
@@ -2372,7 +2372,7 @@
           <w:bCs/>
           <w:color w:val="1F1F1F"/>
         </w:rPr>
-        <w:t>${Empresa}</w:t>
+        <w:t>##TEMP_${empresa_nome}##</w:t>
       </w:r>
       <w:r>
         <w:rPr>
@@ -2448,7 +2448,7 @@
         <w:rPr>
           <w:rFonts w:ascii="Google Sans Text" w:eastAsia="Google Sans Text" w:hAnsi="Google Sans Text" w:cs="Google Sans Text"/>
         </w:rPr>
-        <w:t>${Empresa}</w:t>
+        <w:t>##TEMP_${empresa_nome}##</w:t>
       </w:r>
     </w:p>
     <w:p>
@@ -2477,7 +2477,7 @@
         <w:rPr>
           <w:rFonts w:ascii="Google Sans Text" w:eastAsia="Google Sans Text" w:hAnsi="Google Sans Text" w:cs="Google Sans Text"/>
         </w:rPr>
-        <w:t>whatsapp</w:t>
+        <w:t>${whatsapp_cliente}</w:t>
       </w:r>
       <w:proofErr w:type="spellEnd"/>
       <w:r>
